--- a/Lr3/Лаба3.docx
+++ b/Lr3/Лаба3.docx
@@ -544,7 +544,38 @@
           <w:sz w:val="20"/>
           <w:szCs w:val="20"/>
         </w:rPr>
-        <w:t>(фамилия, и.,о.)</w:t>
+        <w:t xml:space="preserve">(фамилия, </w:t>
+      </w:r>
+      <w:proofErr w:type="spellStart"/>
+      <w:proofErr w:type="gramStart"/>
+      <w:r>
+        <w:rPr>
+          <w:rFonts w:ascii="Times New Roman" w:hAnsi="Times New Roman"/>
+          <w:color w:val="7F7F7F"/>
+          <w:sz w:val="20"/>
+          <w:szCs w:val="20"/>
+        </w:rPr>
+        <w:t>и.,о</w:t>
+      </w:r>
+      <w:proofErr w:type="spellEnd"/>
+      <w:r>
+        <w:rPr>
+          <w:rFonts w:ascii="Times New Roman" w:hAnsi="Times New Roman"/>
+          <w:color w:val="7F7F7F"/>
+          <w:sz w:val="20"/>
+          <w:szCs w:val="20"/>
+        </w:rPr>
+        <w:t>.</w:t>
+      </w:r>
+      <w:proofErr w:type="gramEnd"/>
+      <w:r>
+        <w:rPr>
+          <w:rFonts w:ascii="Times New Roman" w:hAnsi="Times New Roman"/>
+          <w:color w:val="7F7F7F"/>
+          <w:sz w:val="20"/>
+          <w:szCs w:val="20"/>
+        </w:rPr>
+        <w:t>)</w:t>
       </w:r>
     </w:p>
     <w:p>
@@ -646,7 +677,38 @@
           <w:szCs w:val="20"/>
         </w:rPr>
         <w:tab/>
-        <w:t xml:space="preserve">(фамилия, и.,о.) </w:t>
+        <w:t xml:space="preserve">(фамилия, </w:t>
+      </w:r>
+      <w:proofErr w:type="spellStart"/>
+      <w:proofErr w:type="gramStart"/>
+      <w:r>
+        <w:rPr>
+          <w:rFonts w:ascii="Times New Roman" w:hAnsi="Times New Roman"/>
+          <w:color w:val="7F7F7F"/>
+          <w:sz w:val="20"/>
+          <w:szCs w:val="20"/>
+        </w:rPr>
+        <w:t>и.,о</w:t>
+      </w:r>
+      <w:proofErr w:type="spellEnd"/>
+      <w:r>
+        <w:rPr>
+          <w:rFonts w:ascii="Times New Roman" w:hAnsi="Times New Roman"/>
+          <w:color w:val="7F7F7F"/>
+          <w:sz w:val="20"/>
+          <w:szCs w:val="20"/>
+        </w:rPr>
+        <w:t>.</w:t>
+      </w:r>
+      <w:proofErr w:type="gramEnd"/>
+      <w:r>
+        <w:rPr>
+          <w:rFonts w:ascii="Times New Roman" w:hAnsi="Times New Roman"/>
+          <w:color w:val="7F7F7F"/>
+          <w:sz w:val="20"/>
+          <w:szCs w:val="20"/>
+        </w:rPr>
+        <w:t xml:space="preserve">) </w:t>
       </w:r>
       <w:r>
         <w:rPr>
@@ -863,7 +925,25 @@
           <w:szCs w:val="20"/>
         </w:rPr>
         <w:lastRenderedPageBreak/>
-        <w:t>Задание к выполнению лабораторной работы № 2</w:t>
+        <w:t>Задание к вы</w:t>
+      </w:r>
+      <w:r>
+        <w:rPr>
+          <w:rFonts w:ascii="Times New Roman" w:hAnsi="Times New Roman" w:cs="Times New Roman"/>
+          <w:b/>
+          <w:sz w:val="36"/>
+          <w:szCs w:val="20"/>
+        </w:rPr>
+        <w:t xml:space="preserve">полнению лабораторной работы № </w:t>
+      </w:r>
+      <w:r>
+        <w:rPr>
+          <w:rFonts w:ascii="Times New Roman" w:hAnsi="Times New Roman" w:cs="Times New Roman"/>
+          <w:b/>
+          <w:sz w:val="36"/>
+          <w:szCs w:val="20"/>
+        </w:rPr>
+        <w:t>3</w:t>
       </w:r>
     </w:p>
     <w:p>
@@ -917,7 +997,43 @@
           <w:sz w:val="24"/>
           <w:szCs w:val="24"/>
         </w:rPr>
-        <w:t>Загрузить отчёты и материалы по предыдущим лабораторным работам в репозиторий на GitHub.</w:t>
+        <w:t xml:space="preserve">Загрузить отчёты и материалы по предыдущим лабораторным работам в </w:t>
+      </w:r>
+      <w:proofErr w:type="spellStart"/>
+      <w:r>
+        <w:rPr>
+          <w:rFonts w:ascii="Times New Roman" w:hAnsi="Times New Roman" w:cs="Times New Roman"/>
+          <w:sz w:val="24"/>
+          <w:szCs w:val="24"/>
+        </w:rPr>
+        <w:t>репозиторий</w:t>
+      </w:r>
+      <w:proofErr w:type="spellEnd"/>
+      <w:r>
+        <w:rPr>
+          <w:rFonts w:ascii="Times New Roman" w:hAnsi="Times New Roman" w:cs="Times New Roman"/>
+          <w:sz w:val="24"/>
+          <w:szCs w:val="24"/>
+        </w:rPr>
+        <w:t xml:space="preserve"> на </w:t>
+      </w:r>
+      <w:proofErr w:type="spellStart"/>
+      <w:r>
+        <w:rPr>
+          <w:rFonts w:ascii="Times New Roman" w:hAnsi="Times New Roman" w:cs="Times New Roman"/>
+          <w:sz w:val="24"/>
+          <w:szCs w:val="24"/>
+        </w:rPr>
+        <w:t>GitHub</w:t>
+      </w:r>
+      <w:proofErr w:type="spellEnd"/>
+      <w:r>
+        <w:rPr>
+          <w:rFonts w:ascii="Times New Roman" w:hAnsi="Times New Roman" w:cs="Times New Roman"/>
+          <w:sz w:val="24"/>
+          <w:szCs w:val="24"/>
+        </w:rPr>
+        <w:t>.</w:t>
       </w:r>
     </w:p>
     <w:p>
@@ -976,7 +1092,25 @@
           <w:sz w:val="24"/>
           <w:szCs w:val="24"/>
         </w:rPr>
-        <w:t>на GitHub.</w:t>
+        <w:t xml:space="preserve">на </w:t>
+      </w:r>
+      <w:proofErr w:type="spellStart"/>
+      <w:r>
+        <w:rPr>
+          <w:rFonts w:ascii="Times New Roman" w:hAnsi="Times New Roman" w:cs="Times New Roman"/>
+          <w:sz w:val="24"/>
+          <w:szCs w:val="24"/>
+        </w:rPr>
+        <w:t>GitHub</w:t>
+      </w:r>
+      <w:proofErr w:type="spellEnd"/>
+      <w:r>
+        <w:rPr>
+          <w:rFonts w:ascii="Times New Roman" w:hAnsi="Times New Roman" w:cs="Times New Roman"/>
+          <w:sz w:val="24"/>
+          <w:szCs w:val="24"/>
+        </w:rPr>
+        <w:t>.</w:t>
       </w:r>
     </w:p>
     <w:p>
@@ -1016,7 +1150,25 @@
           <w:sz w:val="24"/>
           <w:szCs w:val="24"/>
         </w:rPr>
-        <w:t>Настройка git.</w:t>
+        <w:t xml:space="preserve">Настройка </w:t>
+      </w:r>
+      <w:proofErr w:type="spellStart"/>
+      <w:r>
+        <w:rPr>
+          <w:rFonts w:ascii="Times New Roman" w:hAnsi="Times New Roman" w:cs="Times New Roman"/>
+          <w:sz w:val="24"/>
+          <w:szCs w:val="24"/>
+        </w:rPr>
+        <w:t>git</w:t>
+      </w:r>
+      <w:proofErr w:type="spellEnd"/>
+      <w:r>
+        <w:rPr>
+          <w:rFonts w:ascii="Times New Roman" w:hAnsi="Times New Roman" w:cs="Times New Roman"/>
+          <w:sz w:val="24"/>
+          <w:szCs w:val="24"/>
+        </w:rPr>
+        <w:t>.</w:t>
       </w:r>
     </w:p>
     <w:p>
@@ -1032,8 +1184,10 @@
       <w:r>
         <w:rPr>
           <w:rFonts w:ascii="Times New Roman" w:hAnsi="Times New Roman" w:cs="Times New Roman"/>
-          <w:sz w:val="24"/>
-          <w:szCs w:val="24"/>
+          <w:noProof/>
+          <w:sz w:val="24"/>
+          <w:szCs w:val="24"/>
+          <w:lang w:eastAsia="ru-RU"/>
         </w:rPr>
         <w:drawing>
           <wp:inline distT="0" distB="0" distL="0" distR="0" wp14:anchorId="180F5F0C" wp14:editId="20BE1DBD">
@@ -1096,16 +1250,80 @@
           <w:sz w:val="24"/>
           <w:szCs w:val="24"/>
         </w:rPr>
-        <w:t xml:space="preserve"> репозитория (ответления) на GitHub </w:t>
-      </w:r>
-      <w:r>
-        <w:rPr>
-          <w:rFonts w:ascii="Times New Roman" w:hAnsi="Times New Roman" w:cs="Times New Roman"/>
-          <w:sz w:val="24"/>
-          <w:szCs w:val="24"/>
-        </w:rPr>
-        <w:t>через fork</w:t>
-      </w:r>
+        <w:t xml:space="preserve"> </w:t>
+      </w:r>
+      <w:proofErr w:type="spellStart"/>
+      <w:r>
+        <w:rPr>
+          <w:rFonts w:ascii="Times New Roman" w:hAnsi="Times New Roman" w:cs="Times New Roman"/>
+          <w:sz w:val="24"/>
+          <w:szCs w:val="24"/>
+        </w:rPr>
+        <w:t>репозитория</w:t>
+      </w:r>
+      <w:proofErr w:type="spellEnd"/>
+      <w:r>
+        <w:rPr>
+          <w:rFonts w:ascii="Times New Roman" w:hAnsi="Times New Roman" w:cs="Times New Roman"/>
+          <w:sz w:val="24"/>
+          <w:szCs w:val="24"/>
+        </w:rPr>
+        <w:t xml:space="preserve"> (</w:t>
+      </w:r>
+      <w:proofErr w:type="spellStart"/>
+      <w:r>
+        <w:rPr>
+          <w:rFonts w:ascii="Times New Roman" w:hAnsi="Times New Roman" w:cs="Times New Roman"/>
+          <w:sz w:val="24"/>
+          <w:szCs w:val="24"/>
+        </w:rPr>
+        <w:t>ответления</w:t>
+      </w:r>
+      <w:proofErr w:type="spellEnd"/>
+      <w:r>
+        <w:rPr>
+          <w:rFonts w:ascii="Times New Roman" w:hAnsi="Times New Roman" w:cs="Times New Roman"/>
+          <w:sz w:val="24"/>
+          <w:szCs w:val="24"/>
+        </w:rPr>
+        <w:t xml:space="preserve">) на </w:t>
+      </w:r>
+      <w:proofErr w:type="spellStart"/>
+      <w:r>
+        <w:rPr>
+          <w:rFonts w:ascii="Times New Roman" w:hAnsi="Times New Roman" w:cs="Times New Roman"/>
+          <w:sz w:val="24"/>
+          <w:szCs w:val="24"/>
+        </w:rPr>
+        <w:t>GitHub</w:t>
+      </w:r>
+      <w:proofErr w:type="spellEnd"/>
+      <w:r>
+        <w:rPr>
+          <w:rFonts w:ascii="Times New Roman" w:hAnsi="Times New Roman" w:cs="Times New Roman"/>
+          <w:sz w:val="24"/>
+          <w:szCs w:val="24"/>
+        </w:rPr>
+        <w:t xml:space="preserve"> </w:t>
+      </w:r>
+      <w:r>
+        <w:rPr>
+          <w:rFonts w:ascii="Times New Roman" w:hAnsi="Times New Roman" w:cs="Times New Roman"/>
+          <w:sz w:val="24"/>
+          <w:szCs w:val="24"/>
+        </w:rPr>
+        <w:t xml:space="preserve">через </w:t>
+      </w:r>
+      <w:proofErr w:type="spellStart"/>
+      <w:r>
+        <w:rPr>
+          <w:rFonts w:ascii="Times New Roman" w:hAnsi="Times New Roman" w:cs="Times New Roman"/>
+          <w:sz w:val="24"/>
+          <w:szCs w:val="24"/>
+        </w:rPr>
+        <w:t>fork</w:t>
+      </w:r>
+      <w:proofErr w:type="spellEnd"/>
       <w:r>
         <w:rPr>
           <w:rFonts w:ascii="Times New Roman" w:hAnsi="Times New Roman" w:cs="Times New Roman"/>
@@ -1128,8 +1346,10 @@
       <w:r>
         <w:rPr>
           <w:rFonts w:ascii="Times New Roman" w:hAnsi="Times New Roman" w:cs="Times New Roman"/>
-          <w:sz w:val="24"/>
-          <w:szCs w:val="24"/>
+          <w:noProof/>
+          <w:sz w:val="24"/>
+          <w:szCs w:val="24"/>
+          <w:lang w:eastAsia="ru-RU"/>
         </w:rPr>
         <w:drawing>
           <wp:inline distT="0" distB="0" distL="0" distR="0" wp14:anchorId="6DD2892C" wp14:editId="2A01586B">
@@ -1184,7 +1404,25 @@
           <w:sz w:val="24"/>
           <w:szCs w:val="24"/>
         </w:rPr>
-        <w:t>Создание локальной копии главного репозитория.</w:t>
+        <w:t xml:space="preserve">Создание локальной копии главного </w:t>
+      </w:r>
+      <w:proofErr w:type="spellStart"/>
+      <w:r>
+        <w:rPr>
+          <w:rFonts w:ascii="Times New Roman" w:hAnsi="Times New Roman" w:cs="Times New Roman"/>
+          <w:sz w:val="24"/>
+          <w:szCs w:val="24"/>
+        </w:rPr>
+        <w:t>репозитория</w:t>
+      </w:r>
+      <w:proofErr w:type="spellEnd"/>
+      <w:r>
+        <w:rPr>
+          <w:rFonts w:ascii="Times New Roman" w:hAnsi="Times New Roman" w:cs="Times New Roman"/>
+          <w:sz w:val="24"/>
+          <w:szCs w:val="24"/>
+        </w:rPr>
+        <w:t>.</w:t>
       </w:r>
     </w:p>
     <w:p>
@@ -1200,8 +1438,10 @@
       <w:r>
         <w:rPr>
           <w:rFonts w:ascii="Times New Roman" w:hAnsi="Times New Roman" w:cs="Times New Roman"/>
-          <w:sz w:val="24"/>
-          <w:szCs w:val="24"/>
+          <w:noProof/>
+          <w:sz w:val="24"/>
+          <w:szCs w:val="24"/>
+          <w:lang w:eastAsia="ru-RU"/>
         </w:rPr>
         <w:drawing>
           <wp:inline distT="0" distB="0" distL="0" distR="0" wp14:anchorId="5A1974C1" wp14:editId="52525547">
@@ -1290,7 +1530,43 @@
           <w:szCs w:val="24"/>
         </w:rPr>
         <w:lastRenderedPageBreak/>
-        <w:t>Для работы с репозиторием перешла в его каталог командой cd Spring_2026.</w:t>
+        <w:t xml:space="preserve">Для работы с </w:t>
+      </w:r>
+      <w:proofErr w:type="spellStart"/>
+      <w:r>
+        <w:rPr>
+          <w:rFonts w:ascii="Times New Roman" w:hAnsi="Times New Roman" w:cs="Times New Roman"/>
+          <w:sz w:val="24"/>
+          <w:szCs w:val="24"/>
+        </w:rPr>
+        <w:t>репозиторием</w:t>
+      </w:r>
+      <w:proofErr w:type="spellEnd"/>
+      <w:r>
+        <w:rPr>
+          <w:rFonts w:ascii="Times New Roman" w:hAnsi="Times New Roman" w:cs="Times New Roman"/>
+          <w:sz w:val="24"/>
+          <w:szCs w:val="24"/>
+        </w:rPr>
+        <w:t xml:space="preserve"> перешла в его каталог командой </w:t>
+      </w:r>
+      <w:proofErr w:type="spellStart"/>
+      <w:r>
+        <w:rPr>
+          <w:rFonts w:ascii="Times New Roman" w:hAnsi="Times New Roman" w:cs="Times New Roman"/>
+          <w:sz w:val="24"/>
+          <w:szCs w:val="24"/>
+        </w:rPr>
+        <w:t>cd</w:t>
+      </w:r>
+      <w:proofErr w:type="spellEnd"/>
+      <w:r>
+        <w:rPr>
+          <w:rFonts w:ascii="Times New Roman" w:hAnsi="Times New Roman" w:cs="Times New Roman"/>
+          <w:sz w:val="24"/>
+          <w:szCs w:val="24"/>
+        </w:rPr>
+        <w:t xml:space="preserve"> Spring_2026.</w:t>
       </w:r>
     </w:p>
     <w:p>
@@ -1306,8 +1582,10 @@
       <w:r>
         <w:rPr>
           <w:rFonts w:ascii="Times New Roman" w:hAnsi="Times New Roman" w:cs="Times New Roman"/>
-          <w:sz w:val="24"/>
-          <w:szCs w:val="24"/>
+          <w:noProof/>
+          <w:sz w:val="24"/>
+          <w:szCs w:val="24"/>
+          <w:lang w:eastAsia="ru-RU"/>
         </w:rPr>
         <w:drawing>
           <wp:inline distT="0" distB="0" distL="0" distR="0" wp14:anchorId="35EB7AAA" wp14:editId="0ABEE265">
@@ -1362,31 +1640,7 @@
           <w:sz w:val="24"/>
           <w:szCs w:val="24"/>
         </w:rPr>
-        <w:t>Добавление н</w:t>
-      </w:r>
-      <w:r>
-        <w:rPr>
-          <w:rFonts w:ascii="Times New Roman" w:hAnsi="Times New Roman" w:cs="Times New Roman"/>
-          <w:sz w:val="24"/>
-          <w:szCs w:val="24"/>
-        </w:rPr>
-        <w:t>овой ветки</w:t>
-      </w:r>
-      <w:r>
-        <w:rPr>
-          <w:rFonts w:ascii="Times New Roman" w:hAnsi="Times New Roman" w:cs="Times New Roman"/>
-          <w:sz w:val="24"/>
-          <w:szCs w:val="24"/>
-        </w:rPr>
-        <w:t xml:space="preserve"> и перемещение на нее</w:t>
-      </w:r>
-      <w:r>
-        <w:rPr>
-          <w:rFonts w:ascii="Times New Roman" w:hAnsi="Times New Roman" w:cs="Times New Roman"/>
-          <w:sz w:val="24"/>
-          <w:szCs w:val="24"/>
-        </w:rPr>
-        <w:t>.</w:t>
+        <w:t>Добавление новой ветки и перемещение на нее.</w:t>
       </w:r>
     </w:p>
     <w:p>
@@ -1402,8 +1656,10 @@
       <w:r>
         <w:rPr>
           <w:rFonts w:ascii="Times New Roman" w:hAnsi="Times New Roman" w:cs="Times New Roman"/>
-          <w:sz w:val="24"/>
-          <w:szCs w:val="24"/>
+          <w:noProof/>
+          <w:sz w:val="24"/>
+          <w:szCs w:val="24"/>
+          <w:lang w:eastAsia="ru-RU"/>
         </w:rPr>
         <w:drawing>
           <wp:inline distT="0" distB="0" distL="0" distR="0" wp14:anchorId="60CB7BC2" wp14:editId="37C89793">
@@ -1458,7 +1714,25 @@
           <w:sz w:val="24"/>
           <w:szCs w:val="24"/>
         </w:rPr>
-        <w:t>Добавление новых файлов в репозиторий.</w:t>
+        <w:t xml:space="preserve">Добавление новых файлов в </w:t>
+      </w:r>
+      <w:proofErr w:type="spellStart"/>
+      <w:r>
+        <w:rPr>
+          <w:rFonts w:ascii="Times New Roman" w:hAnsi="Times New Roman" w:cs="Times New Roman"/>
+          <w:sz w:val="24"/>
+          <w:szCs w:val="24"/>
+        </w:rPr>
+        <w:t>репозиторий</w:t>
+      </w:r>
+      <w:proofErr w:type="spellEnd"/>
+      <w:r>
+        <w:rPr>
+          <w:rFonts w:ascii="Times New Roman" w:hAnsi="Times New Roman" w:cs="Times New Roman"/>
+          <w:sz w:val="24"/>
+          <w:szCs w:val="24"/>
+        </w:rPr>
+        <w:t>.</w:t>
       </w:r>
     </w:p>
     <w:p>
@@ -1474,8 +1748,10 @@
       <w:r>
         <w:rPr>
           <w:rFonts w:ascii="Times New Roman" w:hAnsi="Times New Roman" w:cs="Times New Roman"/>
-          <w:sz w:val="24"/>
-          <w:szCs w:val="24"/>
+          <w:noProof/>
+          <w:sz w:val="24"/>
+          <w:szCs w:val="24"/>
+          <w:lang w:eastAsia="ru-RU"/>
         </w:rPr>
         <w:drawing>
           <wp:inline distT="0" distB="0" distL="0" distR="0" wp14:anchorId="6F38DD0C" wp14:editId="28961CD3">
@@ -1530,7 +1806,43 @@
           <w:sz w:val="24"/>
           <w:szCs w:val="24"/>
         </w:rPr>
-        <w:t>Сохраняю изменения в репозитории и сделаю первый коммит:</w:t>
+        <w:t xml:space="preserve">Сохраняю изменения в </w:t>
+      </w:r>
+      <w:proofErr w:type="spellStart"/>
+      <w:r>
+        <w:rPr>
+          <w:rFonts w:ascii="Times New Roman" w:hAnsi="Times New Roman" w:cs="Times New Roman"/>
+          <w:sz w:val="24"/>
+          <w:szCs w:val="24"/>
+        </w:rPr>
+        <w:t>репозитории</w:t>
+      </w:r>
+      <w:proofErr w:type="spellEnd"/>
+      <w:r>
+        <w:rPr>
+          <w:rFonts w:ascii="Times New Roman" w:hAnsi="Times New Roman" w:cs="Times New Roman"/>
+          <w:sz w:val="24"/>
+          <w:szCs w:val="24"/>
+        </w:rPr>
+        <w:t xml:space="preserve"> и сделаю первый </w:t>
+      </w:r>
+      <w:proofErr w:type="spellStart"/>
+      <w:r>
+        <w:rPr>
+          <w:rFonts w:ascii="Times New Roman" w:hAnsi="Times New Roman" w:cs="Times New Roman"/>
+          <w:sz w:val="24"/>
+          <w:szCs w:val="24"/>
+        </w:rPr>
+        <w:t>коммит</w:t>
+      </w:r>
+      <w:proofErr w:type="spellEnd"/>
+      <w:r>
+        <w:rPr>
+          <w:rFonts w:ascii="Times New Roman" w:hAnsi="Times New Roman" w:cs="Times New Roman"/>
+          <w:sz w:val="24"/>
+          <w:szCs w:val="24"/>
+        </w:rPr>
+        <w:t>:</w:t>
       </w:r>
     </w:p>
     <w:p>
@@ -1546,8 +1858,10 @@
       <w:r>
         <w:rPr>
           <w:rFonts w:ascii="Times New Roman" w:hAnsi="Times New Roman" w:cs="Times New Roman"/>
-          <w:sz w:val="24"/>
-          <w:szCs w:val="24"/>
+          <w:noProof/>
+          <w:sz w:val="24"/>
+          <w:szCs w:val="24"/>
+          <w:lang w:eastAsia="ru-RU"/>
         </w:rPr>
         <w:drawing>
           <wp:inline distT="0" distB="0" distL="0" distR="0" wp14:anchorId="08820D89" wp14:editId="01A5D6A6">
@@ -1618,8 +1932,10 @@
       <w:r>
         <w:rPr>
           <w:rFonts w:ascii="Times New Roman" w:hAnsi="Times New Roman" w:cs="Times New Roman"/>
-          <w:sz w:val="24"/>
-          <w:szCs w:val="24"/>
+          <w:noProof/>
+          <w:sz w:val="24"/>
+          <w:szCs w:val="24"/>
+          <w:lang w:eastAsia="ru-RU"/>
         </w:rPr>
         <w:drawing>
           <wp:inline distT="0" distB="0" distL="0" distR="0" wp14:anchorId="7D2F54B4" wp14:editId="4BD24450">
@@ -1671,8 +1987,10 @@
       <w:r>
         <w:rPr>
           <w:rFonts w:ascii="Times New Roman" w:hAnsi="Times New Roman" w:cs="Times New Roman"/>
-          <w:sz w:val="24"/>
-          <w:szCs w:val="24"/>
+          <w:noProof/>
+          <w:sz w:val="24"/>
+          <w:szCs w:val="24"/>
+          <w:lang w:eastAsia="ru-RU"/>
         </w:rPr>
         <w:drawing>
           <wp:inline distT="0" distB="0" distL="0" distR="0" wp14:anchorId="073F4742" wp14:editId="27B60982">
@@ -1728,15 +2046,7 @@
           <w:szCs w:val="24"/>
         </w:rPr>
         <w:lastRenderedPageBreak/>
-        <w:t xml:space="preserve">Сохранение изменений </w:t>
-      </w:r>
-      <w:r>
-        <w:rPr>
-          <w:rFonts w:ascii="Times New Roman" w:hAnsi="Times New Roman" w:cs="Times New Roman"/>
-          <w:sz w:val="24"/>
-          <w:szCs w:val="24"/>
-        </w:rPr>
-        <w:t>во всех файлах.</w:t>
+        <w:t>Сохранение изменений во всех файлах.</w:t>
       </w:r>
     </w:p>
     <w:p>
@@ -1752,8 +2062,10 @@
       <w:r>
         <w:rPr>
           <w:rFonts w:ascii="Times New Roman" w:hAnsi="Times New Roman" w:cs="Times New Roman"/>
-          <w:sz w:val="24"/>
-          <w:szCs w:val="24"/>
+          <w:noProof/>
+          <w:sz w:val="24"/>
+          <w:szCs w:val="24"/>
+          <w:lang w:eastAsia="ru-RU"/>
         </w:rPr>
         <w:drawing>
           <wp:inline distT="0" distB="0" distL="0" distR="0" wp14:anchorId="4D8A7FA4" wp14:editId="17E59B34">
@@ -1808,15 +2120,25 @@
           <w:sz w:val="24"/>
           <w:szCs w:val="24"/>
         </w:rPr>
-        <w:t xml:space="preserve">Отправка изменений в </w:t>
-      </w:r>
-      <w:r>
-        <w:rPr>
-          <w:rFonts w:ascii="Times New Roman" w:hAnsi="Times New Roman" w:cs="Times New Roman"/>
-          <w:sz w:val="24"/>
-          <w:szCs w:val="24"/>
-        </w:rPr>
-        <w:t>удалённый репозиторий. </w:t>
+        <w:t xml:space="preserve">Отправка изменений в удалённый </w:t>
+      </w:r>
+      <w:proofErr w:type="spellStart"/>
+      <w:r>
+        <w:rPr>
+          <w:rFonts w:ascii="Times New Roman" w:hAnsi="Times New Roman" w:cs="Times New Roman"/>
+          <w:sz w:val="24"/>
+          <w:szCs w:val="24"/>
+        </w:rPr>
+        <w:t>репозиторий</w:t>
+      </w:r>
+      <w:proofErr w:type="spellEnd"/>
+      <w:r>
+        <w:rPr>
+          <w:rFonts w:ascii="Times New Roman" w:hAnsi="Times New Roman" w:cs="Times New Roman"/>
+          <w:sz w:val="24"/>
+          <w:szCs w:val="24"/>
+        </w:rPr>
+        <w:t>. </w:t>
       </w:r>
     </w:p>
     <w:p>
@@ -1832,8 +2154,10 @@
       <w:r>
         <w:rPr>
           <w:rFonts w:ascii="Times New Roman" w:hAnsi="Times New Roman" w:cs="Times New Roman"/>
-          <w:sz w:val="24"/>
-          <w:szCs w:val="24"/>
+          <w:noProof/>
+          <w:sz w:val="24"/>
+          <w:szCs w:val="24"/>
+          <w:lang w:eastAsia="ru-RU"/>
         </w:rPr>
         <w:drawing>
           <wp:inline distT="0" distB="0" distL="0" distR="0" wp14:anchorId="5D1BC32D" wp14:editId="016EA877">
@@ -1904,8 +2228,10 @@
       <w:r>
         <w:rPr>
           <w:rFonts w:ascii="Times New Roman" w:hAnsi="Times New Roman" w:cs="Times New Roman"/>
-          <w:sz w:val="24"/>
-          <w:szCs w:val="24"/>
+          <w:noProof/>
+          <w:sz w:val="24"/>
+          <w:szCs w:val="24"/>
+          <w:lang w:eastAsia="ru-RU"/>
         </w:rPr>
         <w:drawing>
           <wp:inline distT="0" distB="0" distL="0" distR="0" wp14:anchorId="53947B00" wp14:editId="2006B1FE">
@@ -1960,7 +2286,25 @@
           <w:sz w:val="24"/>
           <w:szCs w:val="24"/>
         </w:rPr>
-        <w:t>Получение изменений из главного репозитория.</w:t>
+        <w:t xml:space="preserve">Получение изменений из главного </w:t>
+      </w:r>
+      <w:proofErr w:type="spellStart"/>
+      <w:r>
+        <w:rPr>
+          <w:rFonts w:ascii="Times New Roman" w:hAnsi="Times New Roman" w:cs="Times New Roman"/>
+          <w:sz w:val="24"/>
+          <w:szCs w:val="24"/>
+        </w:rPr>
+        <w:t>репозитория</w:t>
+      </w:r>
+      <w:proofErr w:type="spellEnd"/>
+      <w:r>
+        <w:rPr>
+          <w:rFonts w:ascii="Times New Roman" w:hAnsi="Times New Roman" w:cs="Times New Roman"/>
+          <w:sz w:val="24"/>
+          <w:szCs w:val="24"/>
+        </w:rPr>
+        <w:t>.</w:t>
       </w:r>
     </w:p>
     <w:p>
@@ -1976,8 +2320,10 @@
       <w:r>
         <w:rPr>
           <w:rFonts w:ascii="Times New Roman" w:hAnsi="Times New Roman" w:cs="Times New Roman"/>
-          <w:sz w:val="24"/>
-          <w:szCs w:val="24"/>
+          <w:noProof/>
+          <w:sz w:val="24"/>
+          <w:szCs w:val="24"/>
+          <w:lang w:eastAsia="ru-RU"/>
         </w:rPr>
         <w:drawing>
           <wp:inline distT="0" distB="0" distL="0" distR="0" wp14:anchorId="44473436" wp14:editId="047BBC53">
@@ -2029,8 +2375,10 @@
       <w:r>
         <w:rPr>
           <w:rFonts w:ascii="Times New Roman" w:hAnsi="Times New Roman" w:cs="Times New Roman"/>
-          <w:sz w:val="24"/>
-          <w:szCs w:val="24"/>
+          <w:noProof/>
+          <w:sz w:val="24"/>
+          <w:szCs w:val="24"/>
+          <w:lang w:eastAsia="ru-RU"/>
         </w:rPr>
         <w:lastRenderedPageBreak/>
         <w:drawing>
@@ -2086,24 +2434,26 @@
           <w:sz w:val="24"/>
           <w:szCs w:val="24"/>
         </w:rPr>
-        <w:t>Разрешение конфликтов</w:t>
-      </w:r>
-      <w:r>
-        <w:rPr>
-          <w:rFonts w:ascii="Times New Roman" w:hAnsi="Times New Roman" w:cs="Times New Roman"/>
-          <w:sz w:val="24"/>
-          <w:szCs w:val="24"/>
-        </w:rPr>
-        <w:t xml:space="preserve"> и ошибок</w:t>
-      </w:r>
-      <w:r>
-        <w:rPr>
-          <w:rFonts w:ascii="Times New Roman" w:hAnsi="Times New Roman" w:cs="Times New Roman"/>
-          <w:sz w:val="24"/>
-          <w:szCs w:val="24"/>
-        </w:rPr>
-        <w:t>, добавив новый файл в репозиторий</w:t>
-      </w:r>
+        <w:t>Разрешение конфликтов и ошибок</w:t>
+      </w:r>
+      <w:r>
+        <w:rPr>
+          <w:rFonts w:ascii="Times New Roman" w:hAnsi="Times New Roman" w:cs="Times New Roman"/>
+          <w:sz w:val="24"/>
+          <w:szCs w:val="24"/>
+        </w:rPr>
+        <w:t xml:space="preserve">, добавив новый файл в </w:t>
+      </w:r>
+      <w:proofErr w:type="spellStart"/>
+      <w:r>
+        <w:rPr>
+          <w:rFonts w:ascii="Times New Roman" w:hAnsi="Times New Roman" w:cs="Times New Roman"/>
+          <w:sz w:val="24"/>
+          <w:szCs w:val="24"/>
+        </w:rPr>
+        <w:t>репозиторий</w:t>
+      </w:r>
+      <w:proofErr w:type="spellEnd"/>
       <w:r>
         <w:rPr>
           <w:rFonts w:ascii="Times New Roman" w:hAnsi="Times New Roman" w:cs="Times New Roman"/>
@@ -2126,8 +2476,10 @@
       <w:r>
         <w:rPr>
           <w:rFonts w:ascii="Times New Roman" w:hAnsi="Times New Roman" w:cs="Times New Roman"/>
-          <w:sz w:val="24"/>
-          <w:szCs w:val="24"/>
+          <w:noProof/>
+          <w:sz w:val="24"/>
+          <w:szCs w:val="24"/>
+          <w:lang w:eastAsia="ru-RU"/>
         </w:rPr>
         <w:drawing>
           <wp:inline distT="0" distB="0" distL="0" distR="0" wp14:anchorId="5FB618B0" wp14:editId="4DD7D9F6">
@@ -2181,10 +2533,11 @@
       <w:r>
         <w:rPr>
           <w:rFonts w:ascii="Times New Roman" w:hAnsi="Times New Roman" w:cs="Times New Roman"/>
+          <w:noProof/>
           <w:color w:val="000000"/>
           <w:sz w:val="24"/>
           <w:szCs w:val="24"/>
-          <w:lang w:val="en-US"/>
+          <w:lang w:eastAsia="ru-RU"/>
         </w:rPr>
         <w:drawing>
           <wp:inline distT="0" distB="0" distL="0" distR="0" wp14:anchorId="045E304F" wp14:editId="6846144D">
@@ -2266,7 +2619,47 @@
           <w:szCs w:val="24"/>
         </w:rPr>
         <w:lastRenderedPageBreak/>
-        <w:t>Создание Pull Request’ов.</w:t>
+        <w:t xml:space="preserve">Создание </w:t>
+      </w:r>
+      <w:proofErr w:type="spellStart"/>
+      <w:r>
+        <w:rPr>
+          <w:rFonts w:ascii="Times New Roman" w:hAnsi="Times New Roman" w:cs="Times New Roman"/>
+          <w:color w:val="000000"/>
+          <w:sz w:val="24"/>
+          <w:szCs w:val="24"/>
+        </w:rPr>
+        <w:t>Pull</w:t>
+      </w:r>
+      <w:proofErr w:type="spellEnd"/>
+      <w:r>
+        <w:rPr>
+          <w:rFonts w:ascii="Times New Roman" w:hAnsi="Times New Roman" w:cs="Times New Roman"/>
+          <w:color w:val="000000"/>
+          <w:sz w:val="24"/>
+          <w:szCs w:val="24"/>
+        </w:rPr>
+        <w:t xml:space="preserve"> </w:t>
+      </w:r>
+      <w:proofErr w:type="spellStart"/>
+      <w:r>
+        <w:rPr>
+          <w:rFonts w:ascii="Times New Roman" w:hAnsi="Times New Roman" w:cs="Times New Roman"/>
+          <w:color w:val="000000"/>
+          <w:sz w:val="24"/>
+          <w:szCs w:val="24"/>
+        </w:rPr>
+        <w:t>Request’ов</w:t>
+      </w:r>
+      <w:proofErr w:type="spellEnd"/>
+      <w:r>
+        <w:rPr>
+          <w:rFonts w:ascii="Times New Roman" w:hAnsi="Times New Roman" w:cs="Times New Roman"/>
+          <w:color w:val="000000"/>
+          <w:sz w:val="24"/>
+          <w:szCs w:val="24"/>
+        </w:rPr>
+        <w:t>.</w:t>
       </w:r>
     </w:p>
     <w:p>
@@ -2283,9 +2676,11 @@
       <w:r>
         <w:rPr>
           <w:rFonts w:ascii="Times New Roman" w:hAnsi="Times New Roman" w:cs="Times New Roman"/>
+          <w:noProof/>
           <w:color w:val="000000"/>
           <w:sz w:val="24"/>
           <w:szCs w:val="24"/>
+          <w:lang w:eastAsia="ru-RU"/>
         </w:rPr>
         <w:drawing>
           <wp:inline distT="0" distB="0" distL="0" distR="0" wp14:anchorId="118B1BF8" wp14:editId="6667C129">
@@ -2323,75 +2718,90 @@
           </wp:inline>
         </w:drawing>
       </w:r>
+    </w:p>
+    <w:p>
+      <w:pPr>
+        <w:spacing w:line="240" w:lineRule="auto"/>
+        <w:ind w:left="-567"/>
+        <w:rPr>
+          <w:rFonts w:ascii="Times New Roman" w:hAnsi="Times New Roman" w:cs="Times New Roman"/>
+          <w:color w:val="000000"/>
+          <w:sz w:val="24"/>
+          <w:szCs w:val="24"/>
+        </w:rPr>
+      </w:pPr>
+      <w:r>
+        <w:rPr>
+          <w:rFonts w:ascii="Times New Roman" w:hAnsi="Times New Roman" w:cs="Times New Roman"/>
+          <w:color w:val="000000"/>
+          <w:sz w:val="24"/>
+          <w:szCs w:val="24"/>
+        </w:rPr>
+        <w:t xml:space="preserve">Итог: в ходе работы мною были приобретены новые знания работы с </w:t>
+      </w:r>
+      <w:proofErr w:type="spellStart"/>
+      <w:r>
+        <w:rPr>
+          <w:rFonts w:ascii="Times New Roman" w:hAnsi="Times New Roman" w:cs="Times New Roman"/>
+          <w:color w:val="000000"/>
+          <w:sz w:val="24"/>
+          <w:szCs w:val="24"/>
+          <w:lang w:val="en-US"/>
+        </w:rPr>
+        <w:t>Git</w:t>
+      </w:r>
+      <w:proofErr w:type="spellEnd"/>
+      <w:r>
+        <w:rPr>
+          <w:rFonts w:ascii="Times New Roman" w:hAnsi="Times New Roman" w:cs="Times New Roman"/>
+          <w:color w:val="000000"/>
+          <w:sz w:val="24"/>
+          <w:szCs w:val="24"/>
+        </w:rPr>
+        <w:t xml:space="preserve"> и загружены ранее созданные отчеты в </w:t>
+      </w:r>
+      <w:proofErr w:type="spellStart"/>
+      <w:r>
+        <w:rPr>
+          <w:rFonts w:ascii="Times New Roman" w:hAnsi="Times New Roman" w:cs="Times New Roman"/>
+          <w:sz w:val="24"/>
+          <w:szCs w:val="24"/>
+        </w:rPr>
+        <w:t>репозиторий</w:t>
+      </w:r>
+      <w:proofErr w:type="spellEnd"/>
+      <w:r>
+        <w:rPr>
+          <w:rFonts w:ascii="Times New Roman" w:hAnsi="Times New Roman" w:cs="Times New Roman"/>
+          <w:color w:val="000000"/>
+          <w:sz w:val="24"/>
+          <w:szCs w:val="24"/>
+        </w:rPr>
+        <w:t xml:space="preserve"> на </w:t>
+      </w:r>
+      <w:proofErr w:type="spellStart"/>
+      <w:r>
+        <w:rPr>
+          <w:rFonts w:ascii="Times New Roman" w:hAnsi="Times New Roman" w:cs="Times New Roman"/>
+          <w:color w:val="000000"/>
+          <w:sz w:val="24"/>
+          <w:szCs w:val="24"/>
+          <w:lang w:val="en-US"/>
+        </w:rPr>
+        <w:t>Git</w:t>
+      </w:r>
+      <w:proofErr w:type="spellEnd"/>
+      <w:r>
+        <w:rPr>
+          <w:rFonts w:ascii="Times New Roman" w:hAnsi="Times New Roman" w:cs="Times New Roman"/>
+          <w:color w:val="000000"/>
+          <w:sz w:val="24"/>
+          <w:szCs w:val="24"/>
+        </w:rPr>
+        <w:t>.</w:t>
+      </w:r>
       <w:bookmarkStart w:id="0" w:name="_GoBack"/>
       <w:bookmarkEnd w:id="0"/>
-    </w:p>
-    <w:p>
-      <w:pPr>
-        <w:spacing w:line="240" w:lineRule="auto"/>
-        <w:ind w:left="-567"/>
-        <w:rPr>
-          <w:rFonts w:ascii="Times New Roman" w:hAnsi="Times New Roman" w:cs="Times New Roman"/>
-          <w:color w:val="000000"/>
-          <w:sz w:val="24"/>
-          <w:szCs w:val="24"/>
-        </w:rPr>
-      </w:pPr>
-      <w:r>
-        <w:rPr>
-          <w:rFonts w:ascii="Times New Roman" w:hAnsi="Times New Roman" w:cs="Times New Roman"/>
-          <w:color w:val="000000"/>
-          <w:sz w:val="24"/>
-          <w:szCs w:val="24"/>
-        </w:rPr>
-        <w:t xml:space="preserve">Итог: в ходе работы мною были приобретены новые знания работы с </w:t>
-      </w:r>
-      <w:r>
-        <w:rPr>
-          <w:rFonts w:ascii="Times New Roman" w:hAnsi="Times New Roman" w:cs="Times New Roman"/>
-          <w:color w:val="000000"/>
-          <w:sz w:val="24"/>
-          <w:szCs w:val="24"/>
-          <w:lang w:val="en-US"/>
-        </w:rPr>
-        <w:t>Git</w:t>
-      </w:r>
-      <w:r>
-        <w:rPr>
-          <w:rFonts w:ascii="Times New Roman" w:hAnsi="Times New Roman" w:cs="Times New Roman"/>
-          <w:color w:val="000000"/>
-          <w:sz w:val="24"/>
-          <w:szCs w:val="24"/>
-        </w:rPr>
-        <w:t xml:space="preserve"> и загружены ранее созданные отчеты в </w:t>
-      </w:r>
-      <w:r>
-        <w:rPr>
-          <w:rFonts w:ascii="Times New Roman" w:hAnsi="Times New Roman" w:cs="Times New Roman"/>
-          <w:sz w:val="24"/>
-          <w:szCs w:val="24"/>
-        </w:rPr>
-        <w:t>репозиторий</w:t>
-      </w:r>
-      <w:r>
-        <w:rPr>
-          <w:rFonts w:ascii="Times New Roman" w:hAnsi="Times New Roman" w:cs="Times New Roman"/>
-          <w:color w:val="000000"/>
-          <w:sz w:val="24"/>
-          <w:szCs w:val="24"/>
-        </w:rPr>
-        <w:t xml:space="preserve"> на </w:t>
-      </w:r>
-      <w:r>
-        <w:rPr>
-          <w:rFonts w:ascii="Times New Roman" w:hAnsi="Times New Roman" w:cs="Times New Roman"/>
-          <w:color w:val="000000"/>
-          <w:sz w:val="24"/>
-          <w:szCs w:val="24"/>
-          <w:lang w:val="en-US"/>
-        </w:rPr>
-        <w:t>Git</w:t>
-      </w:r>
     </w:p>
     <w:sectPr>
       <w:footerReference w:type="default" r:id="rId26"/>
@@ -2463,7 +2873,7 @@
           <w:rPr>
             <w:noProof/>
           </w:rPr>
-          <w:t>6</w:t>
+          <w:t>5</w:t>
         </w:r>
         <w:r>
           <w:fldChar w:fldCharType="end"/>
@@ -3085,6 +3495,7 @@
   <w:style w:type="character" w:default="1" w:styleId="a2">
     <w:name w:val="Default Paragraph Font"/>
     <w:uiPriority w:val="1"/>
+    <w:semiHidden/>
     <w:unhideWhenUsed/>
   </w:style>
   <w:style w:type="table" w:default="1" w:styleId="a3">
@@ -3571,7 +3982,7 @@
 </file>
 
 <file path=customXml/itemProps1.xml><?xml version="1.0" encoding="utf-8"?>
-<ds:datastoreItem xmlns:ds="http://schemas.openxmlformats.org/officeDocument/2006/customXml" ds:itemID="{99981E59-468A-4665-9B25-63192238996E}">
+<ds:datastoreItem xmlns:ds="http://schemas.openxmlformats.org/officeDocument/2006/customXml" ds:itemID="{56C9E092-C0E9-4F0C-8050-DF3E62D3D374}">
   <ds:schemaRefs>
     <ds:schemaRef ds:uri="http://schemas.openxmlformats.org/officeDocument/2006/bibliography"/>
   </ds:schemaRefs>

--- a/Lr3/Лаба3.docx
+++ b/Lr3/Лаба3.docx
@@ -2737,75 +2737,130 @@
           <w:sz w:val="24"/>
           <w:szCs w:val="24"/>
         </w:rPr>
-        <w:t xml:space="preserve">Итог: в ходе работы мною были приобретены новые знания работы с </w:t>
-      </w:r>
-      <w:proofErr w:type="spellStart"/>
-      <w:r>
-        <w:rPr>
-          <w:rFonts w:ascii="Times New Roman" w:hAnsi="Times New Roman" w:cs="Times New Roman"/>
-          <w:color w:val="000000"/>
-          <w:sz w:val="24"/>
-          <w:szCs w:val="24"/>
-          <w:lang w:val="en-US"/>
-        </w:rPr>
-        <w:t>Git</w:t>
-      </w:r>
-      <w:proofErr w:type="spellEnd"/>
-      <w:r>
-        <w:rPr>
-          <w:rFonts w:ascii="Times New Roman" w:hAnsi="Times New Roman" w:cs="Times New Roman"/>
-          <w:color w:val="000000"/>
-          <w:sz w:val="24"/>
-          <w:szCs w:val="24"/>
-        </w:rPr>
-        <w:t xml:space="preserve"> и загружены ранее созданные отчеты в </w:t>
-      </w:r>
-      <w:proofErr w:type="spellStart"/>
-      <w:r>
-        <w:rPr>
-          <w:rFonts w:ascii="Times New Roman" w:hAnsi="Times New Roman" w:cs="Times New Roman"/>
-          <w:sz w:val="24"/>
-          <w:szCs w:val="24"/>
-        </w:rPr>
-        <w:t>репозиторий</w:t>
-      </w:r>
-      <w:proofErr w:type="spellEnd"/>
-      <w:r>
-        <w:rPr>
-          <w:rFonts w:ascii="Times New Roman" w:hAnsi="Times New Roman" w:cs="Times New Roman"/>
-          <w:color w:val="000000"/>
-          <w:sz w:val="24"/>
-          <w:szCs w:val="24"/>
-        </w:rPr>
-        <w:t xml:space="preserve"> на </w:t>
-      </w:r>
-      <w:proofErr w:type="spellStart"/>
-      <w:r>
-        <w:rPr>
-          <w:rFonts w:ascii="Times New Roman" w:hAnsi="Times New Roman" w:cs="Times New Roman"/>
-          <w:color w:val="000000"/>
-          <w:sz w:val="24"/>
-          <w:szCs w:val="24"/>
-          <w:lang w:val="en-US"/>
-        </w:rPr>
-        <w:t>Git</w:t>
-      </w:r>
-      <w:proofErr w:type="spellEnd"/>
-      <w:r>
-        <w:rPr>
-          <w:rFonts w:ascii="Times New Roman" w:hAnsi="Times New Roman" w:cs="Times New Roman"/>
-          <w:color w:val="000000"/>
-          <w:sz w:val="24"/>
-          <w:szCs w:val="24"/>
-        </w:rPr>
-        <w:t>.</w:t>
+        <w:drawing>
+          <wp:inline distT="0" distB="0" distL="0" distR="0" wp14:anchorId="4359D5AA" wp14:editId="5D5345C2">
+            <wp:extent cx="5940425" cy="4530090"/>
+            <wp:effectExtent l="0" t="0" r="3175" b="3810"/>
+            <wp:docPr id="2" name="Рисунок 2"/>
+            <wp:cNvGraphicFramePr>
+              <a:graphicFrameLocks xmlns:a="http://schemas.openxmlformats.org/drawingml/2006/main" noChangeAspect="1"/>
+            </wp:cNvGraphicFramePr>
+            <a:graphic xmlns:a="http://schemas.openxmlformats.org/drawingml/2006/main">
+              <a:graphicData uri="http://schemas.openxmlformats.org/drawingml/2006/picture">
+                <pic:pic xmlns:pic="http://schemas.openxmlformats.org/drawingml/2006/picture">
+                  <pic:nvPicPr>
+                    <pic:cNvPr id="1" name=""/>
+                    <pic:cNvPicPr/>
+                  </pic:nvPicPr>
+                  <pic:blipFill>
+                    <a:blip r:embed="rId26"/>
+                    <a:stretch>
+                      <a:fillRect/>
+                    </a:stretch>
+                  </pic:blipFill>
+                  <pic:spPr>
+                    <a:xfrm>
+                      <a:off x="0" y="0"/>
+                      <a:ext cx="5940425" cy="4530090"/>
+                    </a:xfrm>
+                    <a:prstGeom prst="rect">
+                      <a:avLst/>
+                    </a:prstGeom>
+                  </pic:spPr>
+                </pic:pic>
+              </a:graphicData>
+            </a:graphic>
+          </wp:inline>
+        </w:drawing>
       </w:r>
       <w:bookmarkStart w:id="0" w:name="_GoBack"/>
       <w:bookmarkEnd w:id="0"/>
     </w:p>
+    <w:p>
+      <w:pPr>
+        <w:spacing w:line="240" w:lineRule="auto"/>
+        <w:ind w:left="-567"/>
+        <w:rPr>
+          <w:rFonts w:ascii="Times New Roman" w:hAnsi="Times New Roman" w:cs="Times New Roman"/>
+          <w:color w:val="000000"/>
+          <w:sz w:val="24"/>
+          <w:szCs w:val="24"/>
+        </w:rPr>
+      </w:pPr>
+      <w:r>
+        <w:rPr>
+          <w:rFonts w:ascii="Times New Roman" w:hAnsi="Times New Roman" w:cs="Times New Roman"/>
+          <w:color w:val="000000"/>
+          <w:sz w:val="24"/>
+          <w:szCs w:val="24"/>
+        </w:rPr>
+        <w:t xml:space="preserve">Итог: в ходе работы мною были приобретены новые знания работы с </w:t>
+      </w:r>
+      <w:proofErr w:type="spellStart"/>
+      <w:r>
+        <w:rPr>
+          <w:rFonts w:ascii="Times New Roman" w:hAnsi="Times New Roman" w:cs="Times New Roman"/>
+          <w:color w:val="000000"/>
+          <w:sz w:val="24"/>
+          <w:szCs w:val="24"/>
+          <w:lang w:val="en-US"/>
+        </w:rPr>
+        <w:t>Git</w:t>
+      </w:r>
+      <w:proofErr w:type="spellEnd"/>
+      <w:r>
+        <w:rPr>
+          <w:rFonts w:ascii="Times New Roman" w:hAnsi="Times New Roman" w:cs="Times New Roman"/>
+          <w:color w:val="000000"/>
+          <w:sz w:val="24"/>
+          <w:szCs w:val="24"/>
+        </w:rPr>
+        <w:t xml:space="preserve"> и загружены ранее созданные отчеты в </w:t>
+      </w:r>
+      <w:proofErr w:type="spellStart"/>
+      <w:r>
+        <w:rPr>
+          <w:rFonts w:ascii="Times New Roman" w:hAnsi="Times New Roman" w:cs="Times New Roman"/>
+          <w:sz w:val="24"/>
+          <w:szCs w:val="24"/>
+        </w:rPr>
+        <w:t>репозиторий</w:t>
+      </w:r>
+      <w:proofErr w:type="spellEnd"/>
+      <w:r>
+        <w:rPr>
+          <w:rFonts w:ascii="Times New Roman" w:hAnsi="Times New Roman" w:cs="Times New Roman"/>
+          <w:color w:val="000000"/>
+          <w:sz w:val="24"/>
+          <w:szCs w:val="24"/>
+        </w:rPr>
+        <w:t xml:space="preserve"> на </w:t>
+      </w:r>
+      <w:proofErr w:type="spellStart"/>
+      <w:r>
+        <w:rPr>
+          <w:rFonts w:ascii="Times New Roman" w:hAnsi="Times New Roman" w:cs="Times New Roman"/>
+          <w:color w:val="000000"/>
+          <w:sz w:val="24"/>
+          <w:szCs w:val="24"/>
+          <w:lang w:val="en-US"/>
+        </w:rPr>
+        <w:t>Git</w:t>
+      </w:r>
+      <w:proofErr w:type="spellEnd"/>
+      <w:r>
+        <w:rPr>
+          <w:rFonts w:ascii="Times New Roman" w:hAnsi="Times New Roman" w:cs="Times New Roman"/>
+          <w:color w:val="000000"/>
+          <w:sz w:val="24"/>
+          <w:szCs w:val="24"/>
+        </w:rPr>
+        <w:t>.</w:t>
+      </w:r>
+    </w:p>
     <w:sectPr>
-      <w:footerReference w:type="default" r:id="rId26"/>
-      <w:footerReference w:type="first" r:id="rId27"/>
+      <w:footerReference w:type="default" r:id="rId27"/>
+      <w:footerReference w:type="first" r:id="rId28"/>
       <w:pgSz w:w="11906" w:h="16838"/>
       <w:pgMar w:top="1134" w:right="850" w:bottom="1134" w:left="1701" w:header="0" w:footer="708" w:gutter="0"/>
       <w:cols w:space="720"/>
@@ -2873,7 +2928,7 @@
           <w:rPr>
             <w:noProof/>
           </w:rPr>
-          <w:t>5</w:t>
+          <w:t>6</w:t>
         </w:r>
         <w:r>
           <w:fldChar w:fldCharType="end"/>
@@ -3982,7 +4037,7 @@
 </file>
 
 <file path=customXml/itemProps1.xml><?xml version="1.0" encoding="utf-8"?>
-<ds:datastoreItem xmlns:ds="http://schemas.openxmlformats.org/officeDocument/2006/customXml" ds:itemID="{56C9E092-C0E9-4F0C-8050-DF3E62D3D374}">
+<ds:datastoreItem xmlns:ds="http://schemas.openxmlformats.org/officeDocument/2006/customXml" ds:itemID="{7A5A596C-5A21-445F-A1D7-37F041A14534}">
   <ds:schemaRefs>
     <ds:schemaRef ds:uri="http://schemas.openxmlformats.org/officeDocument/2006/bibliography"/>
   </ds:schemaRefs>
